--- a/manuscript/BabyRuleBlind_resubmission_working_draft.docx
+++ b/manuscript/BabyRuleBlind_resubmission_working_draft.docx
@@ -36,7 +36,7 @@
         <w:pStyle w:val="AbstractText"/>
       </w:pPr>
       <w:r>
-        <w:t>Large language models can produce stable but poorly task-aligned response policies when each trial is evaluated without conversational memory. We test whether a small external supervisor can improve such outputs using only the model’s public choices and a delayed binary correctness signal. The confirmatory study used four current-generation models, 130 independently randomized repetitions per model, eight replayed conditions, and 36 trials per repetition (149,760 scored condition-trials). Two information-matched, budget-limited supervisors were co-primary: RuleBlindFull, a belief-and-veto policy, and WSLSBudgeted, a win-stay/lose-shift policy. Both improved accuracy over the raw model on every model (RuleBlindFull: +0.1160 to +0.1252; WSLSBudgeted: +0.1585 to +0.1690; all Holm-adjusted p &lt; .001), and both were non-inferior to the raw baseline under the pre-specified −0.02 margin. WSLSBudgeted was more accurate than RuleBlindFull on all four models (+0.0344 to +0.0530; all adjusted p &lt; .001). The predicted compensating advantage of RuleBlindFull in reducing previous-rule-aligned errors was supported only for GPT-5.5; it failed on the other three models and was significantly reversed on both Claude models. Under the pre-registered rule, the proposed accuracy–error trade-off therefore showed no generation transfer. A feedback-free trajectory-only control was accuracy-equivalent to the raw baseline, indicating that output redistribution alone was insufficient. The results support a limited claim: sparse outcome feedback can substantially improve memoryless LLM action streams under a hard intervention budget, but the more elaborate supervisor did not reliably outperform a simple information-matched policy.</w:t>
+        <w:t>Large language models can produce stable but poorly task-aligned response policies when each trial is evaluated without conversational memory. We test whether a small external supervisor can improve such outputs using only the model’s public choices and a delayed binary correctness signal. The confirmatory study used four current-generation models, 130 independently randomized repetitions per model, eight replayed conditions, and 36 trials per repetition (149,760 scored condition-trials). Two information-matched, budget-limited supervisors were co-primary: RuleBlindFull, a belief-and-veto policy, and WSLSBudgeted, a win-stay/lose-shift policy. Both improved accuracy over the raw model on every model (RuleBlindFull: +0.1160 to +0.1252; WSLSBudgeted: +0.1585 to +0.1690; all Holm-adjusted p &lt; .001), and both were non-inferior to the raw baseline under the pre-specified −0.02 margin. WSLSBudgeted was more accurate than RuleBlindFull on all four models (+0.0344 to +0.0530; all adjusted p &lt; .001). The predicted compensating advantage of RuleBlindFull in reducing previous-rule-aligned errors was supported only for GPT-5.5; it failed on the other three models and was significantly reversed on both Claude models. Under the pre-registered rule, the proposed accuracy–error trade-off therefore showed no generation transfer. A feedback-free trajectory-only control was accuracy-equivalent to the raw baseline, indicating that output redistribution alone was insufficient. The results support a limited claim: sparse outcome feedback can substantially improve memoryless LLM action streams under a hard intervention budget, but the more elaborate supervisor did not reliably outperform a simple information-matched policy. A pre-registered follow-up (Study 2b) tested whether the reversal was caused by RuleBlindFull's protection mechanisms. A minimal evidence-accumulation supervisor, calibrated only on archived development data and evaluated once on 130 newly generated repetitions per model, reduced previous-rule-aligned errors relative to the raw baseline on all four models (all adjusted p &lt; .001) and was non-inferior to RuleBlindFull under a pre-specified margin on all four; on both Claude models it produced significantly fewer previous-rule-aligned errors than RuleBlindFull. Under the frozen parameters the minimal supervisor's choices coincided exactly with the win-stay/lose-shift policy on every confirmatory trial, indicating that the additional protection machinery, not outcome-driven hypothesis tracking itself, drove the reversal.</w:t>
       </w:r>
     </w:p>
     <w:p>
@@ -83,6 +83,12 @@
       <w:pPr/>
       <w:r>
         <w:t>The confirmatory question is not whether supervision helps in the abstract. It is whether a proposed Pareto trade-off transfers to held-out models: RuleBlindFull should improve accuracy over RawLLM, WSLSBudgeted should improve accuracy over RawLLM, WSLSBudgeted should be more accurate than RuleBlindFull, and RuleBlindFull should produce fewer previous-rule-aligned errors than WSLSBudgeted. All four directional tests must succeed for the trade-off to replicate on a model.</w:t>
+      </w:r>
+    </w:p>
+    <w:p>
+      <w:pPr/>
+      <w:r>
+        <w:t>The confirmatory results (Section 4) raised a second question that the original design could not answer: when RuleBlindFull increased previous-rule-aligned errors on both Claude models, was the cost produced by its protection mechanisms (veto window, stuckness rescue, cooldown), or by outcome-driven hypothesis tracking as such? Study 2b addresses this with a separately frozen, pre-registered follow-up: a minimal evidence-accumulation supervisor was calibrated exploratorily on the archived development streams, frozen under an externally timestamped tag, and evaluated exactly once on newly generated confirmatory streams that did not exist when the hypothesis was formed.</w:t>
       </w:r>
     </w:p>
     <w:p>
@@ -769,6 +775,38 @@
       <w:pPr/>
       <w:r>
         <w:t>The frozen parser first searched the text after the last recognized final-answer marker. Without a marker, exactly one dimension term was required; zero or multiple dimensions produced an unparsable result. Unparsable responses were retained and scored incorrect. API failures were retried under a frozen policy and preserved in attempt logs. Study 2 contained no API errors or refusals. There were 24 unparsable public responses among 18,720 generated responses (0.128%), all from Claude Sonnet 5. Because each public stream was replayed across eight conditions, the same unparsable response appears in each condition-specific trial table and must not be counted as eight independent generation failures.</w:t>
+      </w:r>
+    </w:p>
+    <w:p>
+      <w:pPr>
+        <w:pStyle w:val="21"/>
+      </w:pPr>
+      <w:r>
+        <w:t>3.8 Study 2b: pre-registered minimal-supervisor follow-up</w:t>
+      </w:r>
+    </w:p>
+    <w:p>
+      <w:pPr/>
+      <w:r>
+        <w:t>The Study 2b hypothesis was explicitly formed after the Study 2 results were locked, so no analysis of the existing Study 2 streams could confirm it. The follow-up therefore used a two-stage design with its own freeze tag.</w:t>
+      </w:r>
+    </w:p>
+    <w:p>
+      <w:pPr/>
+      <w:r>
+        <w:t>In the exploratory calibration stage, a minimal supervisor (WCDMinimal) was specified with three components: a per-dimension evidence score updated after every attributable outcome (all scores multiplied by a decay factor, then ±1 to the chosen dimension, clipped to ±5); a single active hypothesis, adopted at the first correct outcome and steered toward under the same nine-intervention budget as the co-primary supervisors; and a switch rule requiring both a minimum error streak on the active hypothesis and a strict evidence lead of the best alternative. Its three free parameters were selected by a codified rule (minimize pooled previous-rule-aligned errors subject to pooled accuracy at or above the raw baseline) on the archived Study 1 streams only, with the full 48-configuration grid published. The selected configuration lay at the most permissive corner of the grid (decay = 0.5, switch margin = 0.0, wait threshold = 1), meaning the calibration itself deactivated the waiting and margin gates; this boundary selection is disclosed rather than repaired, and the grid was not extended after inspection.</w:t>
+      </w:r>
+    </w:p>
+    <w:p>
+      <w:pPr/>
+      <w:r>
+        <w:t>In the confirmatory stage, the frozen specification, one primary hypothesis, one key secondary hypothesis, the non-inferiority margin, and the complete interpretation map were committed under an externally timestamped tag (study2b-freeze), together with the replay and statistics code, before any new stream was generated. Schedules and stimuli for 130 additional repetitions per model (indices 131–260) were then generated from the same committed master-seed scheme and verified to leave the original repetitions byte-identical. The four confirmatory models, generation configurations, prompt, and parser were unchanged. Generation produced no API errors and no refusals; 16 of 18,720 responses (0.085%, all Claude Sonnet 5) were unparsable and were retained under intention-to-treat scoring.</w:t>
+      </w:r>
+    </w:p>
+    <w:p>
+      <w:pPr/>
+      <w:r>
+        <w:t>The primary hypothesis (P1) was that WCDMinimal would reduce previous-rule-aligned errors relative to RawLLM, tested per model with the same paired machinery and the same three-error headroom gate as Study 2. The key secondary hypothesis (S1) was non-inferiority of WCDMinimal to RuleBlindFull on the same endpoint, satisfied when the upper bound of the paired-bootstrap 95% confidence interval of the difference fell below a margin of 1.9917 errors per repetition, fixed in advance as half the pooled RawLLM-minus-RuleBlindFull difference on the calibration corpus (floored at 0.5). Four replayed conditions (RawLLM, WCDMinimal, RuleBlindFull, WSLSBudgeted) yielded 4 models × 130 repetitions × 4 conditions × 36 trials = 74,880 scored condition-trials. Accuracy contrasts, do-no-harm bounds (−0.02), and one labeled exploratory contrast (WCDMinimal versus RuleBlindFull on previous-rule-aligned errors) were specified in the same frozen document.</w:t>
       </w:r>
     </w:p>
     <w:p>
@@ -2599,6 +2637,964 @@
     </w:p>
     <w:p>
       <w:pPr>
+        <w:pStyle w:val="21"/>
+      </w:pPr>
+      <w:r>
+        <w:t>4.6 Study 2b: minimal supervisor on fresh confirmatory streams</w:t>
+      </w:r>
+    </w:p>
+    <w:p>
+      <w:pPr/>
+      <w:r>
+        <w:t>On the newly generated repetitions, RawLLM previous-rule-aligned errors were higher than the three-error headroom requirement on every model (10.04 to 10.96 per repetition), so the primary test ran confirmatorily on all four. P1 passed on every model: WCDMinimal reduced previous-rule-aligned errors relative to RawLLM by 5.23 (Claude Opus 4.8; 95% CI [−5.48, −4.96]), 4.98 (Claude Sonnet 5; [−5.28, −4.65]), 3.73 (GPT-5.5; [−4.12, −3.32]), and 2.01 (GPT-5.4 mini; [−2.32, −1.68]) errors per repetition, all Holm-adjusted p &lt; .001.</w:t>
+      </w:r>
+    </w:p>
+    <w:p>
+      <w:pPr/>
+      <w:r>
+        <w:t>S1 was satisfied on every model: the 95% confidence-interval upper bound of the WCDMinimal-minus-RuleBlindFull difference never exceeded 0.50 errors, well below the pre-registered 1.9917 margin. Under the frozen interpretation map, all four models therefore received the same verdict: the minimal scaffold suffices, and the protection stack is unnecessary on this endpoint.</w:t>
+      </w:r>
+    </w:p>
+    <w:tbl>
+      <w:tblPr>
+        <w:tblStyle w:val="af9"/>
+        <w:tblW w:type="dxa" w:w="9360"/>
+        <w:jc w:val="center"/>
+        <w:tblLayout w:type="fixed"/>
+        <w:tblLook w:firstColumn="1" w:firstRow="1" w:lastColumn="0" w:lastRow="0" w:noHBand="0" w:noVBand="1" w:val="04A0"/>
+        <w:tblInd w:w="80" w:type="dxa"/>
+      </w:tblPr>
+      <w:tblGrid>
+        <w:gridCol w:w="733"/>
+        <w:gridCol w:w="1348"/>
+        <w:gridCol w:w="1797"/>
+        <w:gridCol w:w="1989"/>
+        <w:gridCol w:w="1348"/>
+        <w:gridCol w:w="1412"/>
+        <w:gridCol w:w="733"/>
+      </w:tblGrid>
+      <w:tr>
+        <w:trPr>
+          <w:tblHeader w:val="true"/>
+        </w:trPr>
+        <w:tc>
+          <w:tcPr>
+            <w:tcW w:type="dxa" w:w="733"/>
+            <w:vAlign w:val="center"/>
+            <w:tcMar>
+              <w:top w:w="70" w:type="dxa"/>
+              <w:start w:w="80" w:type="dxa"/>
+              <w:bottom w:w="70" w:type="dxa"/>
+              <w:end w:w="80" w:type="dxa"/>
+            </w:tcMar>
+            <w:shd w:fill="D9E2F3"/>
+          </w:tcPr>
+          <w:p>
+            <w:pPr>
+              <w:spacing w:after="0"/>
+              <w:jc w:val="left"/>
+            </w:pPr>
+            <w:r>
+              <w:rPr>
+                <w:rFonts w:ascii="Times New Roman" w:hAnsi="Times New Roman"/>
+                <w:b/>
+                <w:sz w:val="16"/>
+              </w:rPr>
+              <w:t>Model</w:t>
+            </w:r>
+          </w:p>
+        </w:tc>
+        <w:tc>
+          <w:tcPr>
+            <w:tcW w:type="dxa" w:w="1348"/>
+            <w:vAlign w:val="center"/>
+            <w:tcMar>
+              <w:top w:w="70" w:type="dxa"/>
+              <w:start w:w="80" w:type="dxa"/>
+              <w:bottom w:w="70" w:type="dxa"/>
+              <w:end w:w="80" w:type="dxa"/>
+            </w:tcMar>
+            <w:shd w:fill="D9E2F3"/>
+          </w:tcPr>
+          <w:p>
+            <w:pPr>
+              <w:spacing w:after="0"/>
+              <w:jc w:val="center"/>
+            </w:pPr>
+            <w:r>
+              <w:rPr>
+                <w:rFonts w:ascii="Times New Roman" w:hAnsi="Times New Roman"/>
+                <w:b/>
+                <w:sz w:val="16"/>
+              </w:rPr>
+              <w:t>Raw prev.-rule errors</w:t>
+            </w:r>
+          </w:p>
+        </w:tc>
+        <w:tc>
+          <w:tcPr>
+            <w:tcW w:type="dxa" w:w="1797"/>
+            <w:vAlign w:val="center"/>
+            <w:tcMar>
+              <w:top w:w="70" w:type="dxa"/>
+              <w:start w:w="80" w:type="dxa"/>
+              <w:bottom w:w="70" w:type="dxa"/>
+              <w:end w:w="80" w:type="dxa"/>
+            </w:tcMar>
+            <w:shd w:fill="D9E2F3"/>
+          </w:tcPr>
+          <w:p>
+            <w:pPr>
+              <w:spacing w:after="0"/>
+              <w:jc w:val="center"/>
+            </w:pPr>
+            <w:r>
+              <w:rPr>
+                <w:rFonts w:ascii="Times New Roman" w:hAnsi="Times New Roman"/>
+                <w:b/>
+                <w:sz w:val="16"/>
+              </w:rPr>
+              <w:t>WCDMinimal prev.-rule errors</w:t>
+            </w:r>
+          </w:p>
+        </w:tc>
+        <w:tc>
+          <w:tcPr>
+            <w:tcW w:type="dxa" w:w="1989"/>
+            <w:vAlign w:val="center"/>
+            <w:tcMar>
+              <w:top w:w="70" w:type="dxa"/>
+              <w:start w:w="80" w:type="dxa"/>
+              <w:bottom w:w="70" w:type="dxa"/>
+              <w:end w:w="80" w:type="dxa"/>
+            </w:tcMar>
+            <w:shd w:fill="D9E2F3"/>
+          </w:tcPr>
+          <w:p>
+            <w:pPr>
+              <w:spacing w:after="0"/>
+              <w:jc w:val="center"/>
+            </w:pPr>
+            <w:r>
+              <w:rPr>
+                <w:rFonts w:ascii="Times New Roman" w:hAnsi="Times New Roman"/>
+                <w:b/>
+                <w:sz w:val="16"/>
+              </w:rPr>
+              <w:t>RuleBlindFull prev.-rule errors</w:t>
+            </w:r>
+          </w:p>
+        </w:tc>
+        <w:tc>
+          <w:tcPr>
+            <w:tcW w:type="dxa" w:w="1348"/>
+            <w:vAlign w:val="center"/>
+            <w:tcMar>
+              <w:top w:w="70" w:type="dxa"/>
+              <w:start w:w="80" w:type="dxa"/>
+              <w:bottom w:w="70" w:type="dxa"/>
+              <w:end w:w="80" w:type="dxa"/>
+            </w:tcMar>
+            <w:shd w:fill="D9E2F3"/>
+          </w:tcPr>
+          <w:p>
+            <w:pPr>
+              <w:spacing w:after="0"/>
+              <w:jc w:val="center"/>
+            </w:pPr>
+            <w:r>
+              <w:rPr>
+                <w:rFonts w:ascii="Times New Roman" w:hAnsi="Times New Roman"/>
+                <w:b/>
+                <w:sz w:val="16"/>
+              </w:rPr>
+              <w:t>P1: WCD − Raw, 95% CI</w:t>
+            </w:r>
+          </w:p>
+        </w:tc>
+        <w:tc>
+          <w:tcPr>
+            <w:tcW w:type="dxa" w:w="1412"/>
+            <w:vAlign w:val="center"/>
+            <w:tcMar>
+              <w:top w:w="70" w:type="dxa"/>
+              <w:start w:w="80" w:type="dxa"/>
+              <w:bottom w:w="70" w:type="dxa"/>
+              <w:end w:w="80" w:type="dxa"/>
+            </w:tcMar>
+            <w:shd w:fill="D9E2F3"/>
+          </w:tcPr>
+          <w:p>
+            <w:pPr>
+              <w:spacing w:after="0"/>
+              <w:jc w:val="center"/>
+            </w:pPr>
+            <w:r>
+              <w:rPr>
+                <w:rFonts w:ascii="Times New Roman" w:hAnsi="Times New Roman"/>
+                <w:b/>
+                <w:sz w:val="16"/>
+              </w:rPr>
+              <w:t>S1: WCD − Full, 95% CI</w:t>
+            </w:r>
+          </w:p>
+        </w:tc>
+        <w:tc>
+          <w:tcPr>
+            <w:tcW w:type="dxa" w:w="733"/>
+            <w:vAlign w:val="center"/>
+            <w:tcMar>
+              <w:top w:w="70" w:type="dxa"/>
+              <w:start w:w="80" w:type="dxa"/>
+              <w:bottom w:w="70" w:type="dxa"/>
+              <w:end w:w="80" w:type="dxa"/>
+            </w:tcMar>
+            <w:shd w:fill="D9E2F3"/>
+          </w:tcPr>
+          <w:p>
+            <w:pPr>
+              <w:spacing w:after="0"/>
+              <w:jc w:val="center"/>
+            </w:pPr>
+            <w:r>
+              <w:rPr>
+                <w:rFonts w:ascii="Times New Roman" w:hAnsi="Times New Roman"/>
+                <w:b/>
+                <w:sz w:val="16"/>
+              </w:rPr>
+              <w:t>Verdict</w:t>
+            </w:r>
+          </w:p>
+        </w:tc>
+      </w:tr>
+      <w:tr>
+        <w:tc>
+          <w:tcPr>
+            <w:tcW w:type="dxa" w:w="733"/>
+            <w:vAlign w:val="center"/>
+            <w:tcMar>
+              <w:top w:w="70" w:type="dxa"/>
+              <w:start w:w="80" w:type="dxa"/>
+              <w:bottom w:w="70" w:type="dxa"/>
+              <w:end w:w="80" w:type="dxa"/>
+            </w:tcMar>
+          </w:tcPr>
+          <w:p>
+            <w:pPr>
+              <w:spacing w:after="0"/>
+              <w:jc w:val="left"/>
+            </w:pPr>
+            <w:r>
+              <w:rPr>
+                <w:rFonts w:ascii="Times New Roman" w:hAnsi="Times New Roman"/>
+                <w:sz w:val="16"/>
+              </w:rPr>
+              <w:t>Claude Opus 4.8</w:t>
+            </w:r>
+          </w:p>
+        </w:tc>
+        <w:tc>
+          <w:tcPr>
+            <w:tcW w:type="dxa" w:w="1348"/>
+            <w:vAlign w:val="center"/>
+            <w:tcMar>
+              <w:top w:w="70" w:type="dxa"/>
+              <w:start w:w="80" w:type="dxa"/>
+              <w:bottom w:w="70" w:type="dxa"/>
+              <w:end w:w="80" w:type="dxa"/>
+            </w:tcMar>
+          </w:tcPr>
+          <w:p>
+            <w:pPr>
+              <w:spacing w:after="0"/>
+              <w:jc w:val="center"/>
+            </w:pPr>
+            <w:r>
+              <w:rPr>
+                <w:rFonts w:ascii="Times New Roman" w:hAnsi="Times New Roman"/>
+                <w:sz w:val="16"/>
+              </w:rPr>
+              <w:t>10.96</w:t>
+            </w:r>
+          </w:p>
+        </w:tc>
+        <w:tc>
+          <w:tcPr>
+            <w:tcW w:type="dxa" w:w="1797"/>
+            <w:vAlign w:val="center"/>
+            <w:tcMar>
+              <w:top w:w="70" w:type="dxa"/>
+              <w:start w:w="80" w:type="dxa"/>
+              <w:bottom w:w="70" w:type="dxa"/>
+              <w:end w:w="80" w:type="dxa"/>
+            </w:tcMar>
+          </w:tcPr>
+          <w:p>
+            <w:pPr>
+              <w:spacing w:after="0"/>
+              <w:jc w:val="center"/>
+            </w:pPr>
+            <w:r>
+              <w:rPr>
+                <w:rFonts w:ascii="Times New Roman" w:hAnsi="Times New Roman"/>
+                <w:sz w:val="16"/>
+              </w:rPr>
+              <w:t>5.73</w:t>
+            </w:r>
+          </w:p>
+        </w:tc>
+        <w:tc>
+          <w:tcPr>
+            <w:tcW w:type="dxa" w:w="1989"/>
+            <w:vAlign w:val="center"/>
+            <w:tcMar>
+              <w:top w:w="70" w:type="dxa"/>
+              <w:start w:w="80" w:type="dxa"/>
+              <w:bottom w:w="70" w:type="dxa"/>
+              <w:end w:w="80" w:type="dxa"/>
+            </w:tcMar>
+          </w:tcPr>
+          <w:p>
+            <w:pPr>
+              <w:spacing w:after="0"/>
+              <w:jc w:val="center"/>
+            </w:pPr>
+            <w:r>
+              <w:rPr>
+                <w:rFonts w:ascii="Times New Roman" w:hAnsi="Times New Roman"/>
+                <w:sz w:val="16"/>
+              </w:rPr>
+              <w:t>6.52</w:t>
+            </w:r>
+          </w:p>
+        </w:tc>
+        <w:tc>
+          <w:tcPr>
+            <w:tcW w:type="dxa" w:w="1348"/>
+            <w:vAlign w:val="center"/>
+            <w:tcMar>
+              <w:top w:w="70" w:type="dxa"/>
+              <w:start w:w="80" w:type="dxa"/>
+              <w:bottom w:w="70" w:type="dxa"/>
+              <w:end w:w="80" w:type="dxa"/>
+            </w:tcMar>
+          </w:tcPr>
+          <w:p>
+            <w:pPr>
+              <w:spacing w:after="0"/>
+              <w:jc w:val="center"/>
+            </w:pPr>
+            <w:r>
+              <w:rPr>
+                <w:rFonts w:ascii="Times New Roman" w:hAnsi="Times New Roman"/>
+                <w:sz w:val="16"/>
+              </w:rPr>
+              <w:t>−5.23 [−5.48, −4.96]</w:t>
+            </w:r>
+          </w:p>
+        </w:tc>
+        <w:tc>
+          <w:tcPr>
+            <w:tcW w:type="dxa" w:w="1412"/>
+            <w:vAlign w:val="center"/>
+            <w:tcMar>
+              <w:top w:w="70" w:type="dxa"/>
+              <w:start w:w="80" w:type="dxa"/>
+              <w:bottom w:w="70" w:type="dxa"/>
+              <w:end w:w="80" w:type="dxa"/>
+            </w:tcMar>
+          </w:tcPr>
+          <w:p>
+            <w:pPr>
+              <w:spacing w:after="0"/>
+              <w:jc w:val="center"/>
+            </w:pPr>
+            <w:r>
+              <w:rPr>
+                <w:rFonts w:ascii="Times New Roman" w:hAnsi="Times New Roman"/>
+                <w:sz w:val="16"/>
+              </w:rPr>
+              <w:t>−0.78 [−1.19, −0.39]</w:t>
+            </w:r>
+          </w:p>
+        </w:tc>
+        <w:tc>
+          <w:tcPr>
+            <w:tcW w:type="dxa" w:w="733"/>
+            <w:vAlign w:val="center"/>
+            <w:tcMar>
+              <w:top w:w="70" w:type="dxa"/>
+              <w:start w:w="80" w:type="dxa"/>
+              <w:bottom w:w="70" w:type="dxa"/>
+              <w:end w:w="80" w:type="dxa"/>
+            </w:tcMar>
+          </w:tcPr>
+          <w:p>
+            <w:pPr>
+              <w:spacing w:after="0"/>
+              <w:jc w:val="center"/>
+            </w:pPr>
+            <w:r>
+              <w:rPr>
+                <w:rFonts w:ascii="Times New Roman" w:hAnsi="Times New Roman"/>
+                <w:sz w:val="16"/>
+              </w:rPr>
+              <w:t>minimal sufficient</w:t>
+            </w:r>
+          </w:p>
+        </w:tc>
+      </w:tr>
+      <w:tr>
+        <w:tc>
+          <w:tcPr>
+            <w:tcW w:type="dxa" w:w="733"/>
+            <w:vAlign w:val="center"/>
+            <w:tcMar>
+              <w:top w:w="70" w:type="dxa"/>
+              <w:start w:w="80" w:type="dxa"/>
+              <w:bottom w:w="70" w:type="dxa"/>
+              <w:end w:w="80" w:type="dxa"/>
+            </w:tcMar>
+          </w:tcPr>
+          <w:p>
+            <w:pPr>
+              <w:spacing w:after="0"/>
+              <w:jc w:val="left"/>
+            </w:pPr>
+            <w:r>
+              <w:rPr>
+                <w:rFonts w:ascii="Times New Roman" w:hAnsi="Times New Roman"/>
+                <w:sz w:val="16"/>
+              </w:rPr>
+              <w:t>Claude Sonnet 5</w:t>
+            </w:r>
+          </w:p>
+        </w:tc>
+        <w:tc>
+          <w:tcPr>
+            <w:tcW w:type="dxa" w:w="1348"/>
+            <w:vAlign w:val="center"/>
+            <w:tcMar>
+              <w:top w:w="70" w:type="dxa"/>
+              <w:start w:w="80" w:type="dxa"/>
+              <w:bottom w:w="70" w:type="dxa"/>
+              <w:end w:w="80" w:type="dxa"/>
+            </w:tcMar>
+          </w:tcPr>
+          <w:p>
+            <w:pPr>
+              <w:spacing w:after="0"/>
+              <w:jc w:val="center"/>
+            </w:pPr>
+            <w:r>
+              <w:rPr>
+                <w:rFonts w:ascii="Times New Roman" w:hAnsi="Times New Roman"/>
+                <w:sz w:val="16"/>
+              </w:rPr>
+              <w:t>10.96</w:t>
+            </w:r>
+          </w:p>
+        </w:tc>
+        <w:tc>
+          <w:tcPr>
+            <w:tcW w:type="dxa" w:w="1797"/>
+            <w:vAlign w:val="center"/>
+            <w:tcMar>
+              <w:top w:w="70" w:type="dxa"/>
+              <w:start w:w="80" w:type="dxa"/>
+              <w:bottom w:w="70" w:type="dxa"/>
+              <w:end w:w="80" w:type="dxa"/>
+            </w:tcMar>
+          </w:tcPr>
+          <w:p>
+            <w:pPr>
+              <w:spacing w:after="0"/>
+              <w:jc w:val="center"/>
+            </w:pPr>
+            <w:r>
+              <w:rPr>
+                <w:rFonts w:ascii="Times New Roman" w:hAnsi="Times New Roman"/>
+                <w:sz w:val="16"/>
+              </w:rPr>
+              <w:t>5.98</w:t>
+            </w:r>
+          </w:p>
+        </w:tc>
+        <w:tc>
+          <w:tcPr>
+            <w:tcW w:type="dxa" w:w="1989"/>
+            <w:vAlign w:val="center"/>
+            <w:tcMar>
+              <w:top w:w="70" w:type="dxa"/>
+              <w:start w:w="80" w:type="dxa"/>
+              <w:bottom w:w="70" w:type="dxa"/>
+              <w:end w:w="80" w:type="dxa"/>
+            </w:tcMar>
+          </w:tcPr>
+          <w:p>
+            <w:pPr>
+              <w:spacing w:after="0"/>
+              <w:jc w:val="center"/>
+            </w:pPr>
+            <w:r>
+              <w:rPr>
+                <w:rFonts w:ascii="Times New Roman" w:hAnsi="Times New Roman"/>
+                <w:sz w:val="16"/>
+              </w:rPr>
+              <w:t>6.52</w:t>
+            </w:r>
+          </w:p>
+        </w:tc>
+        <w:tc>
+          <w:tcPr>
+            <w:tcW w:type="dxa" w:w="1348"/>
+            <w:vAlign w:val="center"/>
+            <w:tcMar>
+              <w:top w:w="70" w:type="dxa"/>
+              <w:start w:w="80" w:type="dxa"/>
+              <w:bottom w:w="70" w:type="dxa"/>
+              <w:end w:w="80" w:type="dxa"/>
+            </w:tcMar>
+          </w:tcPr>
+          <w:p>
+            <w:pPr>
+              <w:spacing w:after="0"/>
+              <w:jc w:val="center"/>
+            </w:pPr>
+            <w:r>
+              <w:rPr>
+                <w:rFonts w:ascii="Times New Roman" w:hAnsi="Times New Roman"/>
+                <w:sz w:val="16"/>
+              </w:rPr>
+              <w:t>−4.98 [−5.28, −4.65]</w:t>
+            </w:r>
+          </w:p>
+        </w:tc>
+        <w:tc>
+          <w:tcPr>
+            <w:tcW w:type="dxa" w:w="1412"/>
+            <w:vAlign w:val="center"/>
+            <w:tcMar>
+              <w:top w:w="70" w:type="dxa"/>
+              <w:start w:w="80" w:type="dxa"/>
+              <w:bottom w:w="70" w:type="dxa"/>
+              <w:end w:w="80" w:type="dxa"/>
+            </w:tcMar>
+          </w:tcPr>
+          <w:p>
+            <w:pPr>
+              <w:spacing w:after="0"/>
+              <w:jc w:val="center"/>
+            </w:pPr>
+            <w:r>
+              <w:rPr>
+                <w:rFonts w:ascii="Times New Roman" w:hAnsi="Times New Roman"/>
+                <w:sz w:val="16"/>
+              </w:rPr>
+              <w:t>−0.54 [−0.93, −0.13]</w:t>
+            </w:r>
+          </w:p>
+        </w:tc>
+        <w:tc>
+          <w:tcPr>
+            <w:tcW w:type="dxa" w:w="733"/>
+            <w:vAlign w:val="center"/>
+            <w:tcMar>
+              <w:top w:w="70" w:type="dxa"/>
+              <w:start w:w="80" w:type="dxa"/>
+              <w:bottom w:w="70" w:type="dxa"/>
+              <w:end w:w="80" w:type="dxa"/>
+            </w:tcMar>
+          </w:tcPr>
+          <w:p>
+            <w:pPr>
+              <w:spacing w:after="0"/>
+              <w:jc w:val="center"/>
+            </w:pPr>
+            <w:r>
+              <w:rPr>
+                <w:rFonts w:ascii="Times New Roman" w:hAnsi="Times New Roman"/>
+                <w:sz w:val="16"/>
+              </w:rPr>
+              <w:t>minimal sufficient</w:t>
+            </w:r>
+          </w:p>
+        </w:tc>
+      </w:tr>
+      <w:tr>
+        <w:tc>
+          <w:tcPr>
+            <w:tcW w:type="dxa" w:w="733"/>
+            <w:vAlign w:val="center"/>
+            <w:tcMar>
+              <w:top w:w="70" w:type="dxa"/>
+              <w:start w:w="80" w:type="dxa"/>
+              <w:bottom w:w="70" w:type="dxa"/>
+              <w:end w:w="80" w:type="dxa"/>
+            </w:tcMar>
+          </w:tcPr>
+          <w:p>
+            <w:pPr>
+              <w:spacing w:after="0"/>
+              <w:jc w:val="left"/>
+            </w:pPr>
+            <w:r>
+              <w:rPr>
+                <w:rFonts w:ascii="Times New Roman" w:hAnsi="Times New Roman"/>
+                <w:sz w:val="16"/>
+              </w:rPr>
+              <w:t>GPT-5.5</w:t>
+            </w:r>
+          </w:p>
+        </w:tc>
+        <w:tc>
+          <w:tcPr>
+            <w:tcW w:type="dxa" w:w="1348"/>
+            <w:vAlign w:val="center"/>
+            <w:tcMar>
+              <w:top w:w="70" w:type="dxa"/>
+              <w:start w:w="80" w:type="dxa"/>
+              <w:bottom w:w="70" w:type="dxa"/>
+              <w:end w:w="80" w:type="dxa"/>
+            </w:tcMar>
+          </w:tcPr>
+          <w:p>
+            <w:pPr>
+              <w:spacing w:after="0"/>
+              <w:jc w:val="center"/>
+            </w:pPr>
+            <w:r>
+              <w:rPr>
+                <w:rFonts w:ascii="Times New Roman" w:hAnsi="Times New Roman"/>
+                <w:sz w:val="16"/>
+              </w:rPr>
+              <w:t>10.63</w:t>
+            </w:r>
+          </w:p>
+        </w:tc>
+        <w:tc>
+          <w:tcPr>
+            <w:tcW w:type="dxa" w:w="1797"/>
+            <w:vAlign w:val="center"/>
+            <w:tcMar>
+              <w:top w:w="70" w:type="dxa"/>
+              <w:start w:w="80" w:type="dxa"/>
+              <w:bottom w:w="70" w:type="dxa"/>
+              <w:end w:w="80" w:type="dxa"/>
+            </w:tcMar>
+          </w:tcPr>
+          <w:p>
+            <w:pPr>
+              <w:spacing w:after="0"/>
+              <w:jc w:val="center"/>
+            </w:pPr>
+            <w:r>
+              <w:rPr>
+                <w:rFonts w:ascii="Times New Roman" w:hAnsi="Times New Roman"/>
+                <w:sz w:val="16"/>
+              </w:rPr>
+              <w:t>6.90</w:t>
+            </w:r>
+          </w:p>
+        </w:tc>
+        <w:tc>
+          <w:tcPr>
+            <w:tcW w:type="dxa" w:w="1989"/>
+            <w:vAlign w:val="center"/>
+            <w:tcMar>
+              <w:top w:w="70" w:type="dxa"/>
+              <w:start w:w="80" w:type="dxa"/>
+              <w:bottom w:w="70" w:type="dxa"/>
+              <w:end w:w="80" w:type="dxa"/>
+            </w:tcMar>
+          </w:tcPr>
+          <w:p>
+            <w:pPr>
+              <w:spacing w:after="0"/>
+              <w:jc w:val="center"/>
+            </w:pPr>
+            <w:r>
+              <w:rPr>
+                <w:rFonts w:ascii="Times New Roman" w:hAnsi="Times New Roman"/>
+                <w:sz w:val="16"/>
+              </w:rPr>
+              <w:t>6.83</w:t>
+            </w:r>
+          </w:p>
+        </w:tc>
+        <w:tc>
+          <w:tcPr>
+            <w:tcW w:type="dxa" w:w="1348"/>
+            <w:vAlign w:val="center"/>
+            <w:tcMar>
+              <w:top w:w="70" w:type="dxa"/>
+              <w:start w:w="80" w:type="dxa"/>
+              <w:bottom w:w="70" w:type="dxa"/>
+              <w:end w:w="80" w:type="dxa"/>
+            </w:tcMar>
+          </w:tcPr>
+          <w:p>
+            <w:pPr>
+              <w:spacing w:after="0"/>
+              <w:jc w:val="center"/>
+            </w:pPr>
+            <w:r>
+              <w:rPr>
+                <w:rFonts w:ascii="Times New Roman" w:hAnsi="Times New Roman"/>
+                <w:sz w:val="16"/>
+              </w:rPr>
+              <w:t>−3.73 [−4.12, −3.32]</w:t>
+            </w:r>
+          </w:p>
+        </w:tc>
+        <w:tc>
+          <w:tcPr>
+            <w:tcW w:type="dxa" w:w="1412"/>
+            <w:vAlign w:val="center"/>
+            <w:tcMar>
+              <w:top w:w="70" w:type="dxa"/>
+              <w:start w:w="80" w:type="dxa"/>
+              <w:bottom w:w="70" w:type="dxa"/>
+              <w:end w:w="80" w:type="dxa"/>
+            </w:tcMar>
+          </w:tcPr>
+          <w:p>
+            <w:pPr>
+              <w:spacing w:after="0"/>
+              <w:jc w:val="center"/>
+            </w:pPr>
+            <w:r>
+              <w:rPr>
+                <w:rFonts w:ascii="Times New Roman" w:hAnsi="Times New Roman"/>
+                <w:sz w:val="16"/>
+              </w:rPr>
+              <w:t>+0.07 [−0.36, 0.49]</w:t>
+            </w:r>
+          </w:p>
+        </w:tc>
+        <w:tc>
+          <w:tcPr>
+            <w:tcW w:type="dxa" w:w="733"/>
+            <w:vAlign w:val="center"/>
+            <w:tcMar>
+              <w:top w:w="70" w:type="dxa"/>
+              <w:start w:w="80" w:type="dxa"/>
+              <w:bottom w:w="70" w:type="dxa"/>
+              <w:end w:w="80" w:type="dxa"/>
+            </w:tcMar>
+          </w:tcPr>
+          <w:p>
+            <w:pPr>
+              <w:spacing w:after="0"/>
+              <w:jc w:val="center"/>
+            </w:pPr>
+            <w:r>
+              <w:rPr>
+                <w:rFonts w:ascii="Times New Roman" w:hAnsi="Times New Roman"/>
+                <w:sz w:val="16"/>
+              </w:rPr>
+              <w:t>minimal sufficient</w:t>
+            </w:r>
+          </w:p>
+        </w:tc>
+      </w:tr>
+      <w:tr>
+        <w:tc>
+          <w:tcPr>
+            <w:tcW w:type="dxa" w:w="733"/>
+            <w:vAlign w:val="center"/>
+            <w:tcMar>
+              <w:top w:w="70" w:type="dxa"/>
+              <w:start w:w="80" w:type="dxa"/>
+              <w:bottom w:w="70" w:type="dxa"/>
+              <w:end w:w="80" w:type="dxa"/>
+            </w:tcMar>
+          </w:tcPr>
+          <w:p>
+            <w:pPr>
+              <w:spacing w:after="0"/>
+              <w:jc w:val="left"/>
+            </w:pPr>
+            <w:r>
+              <w:rPr>
+                <w:rFonts w:ascii="Times New Roman" w:hAnsi="Times New Roman"/>
+                <w:sz w:val="16"/>
+              </w:rPr>
+              <w:t>GPT-5.4 mini</w:t>
+            </w:r>
+          </w:p>
+        </w:tc>
+        <w:tc>
+          <w:tcPr>
+            <w:tcW w:type="dxa" w:w="1348"/>
+            <w:vAlign w:val="center"/>
+            <w:tcMar>
+              <w:top w:w="70" w:type="dxa"/>
+              <w:start w:w="80" w:type="dxa"/>
+              <w:bottom w:w="70" w:type="dxa"/>
+              <w:end w:w="80" w:type="dxa"/>
+            </w:tcMar>
+          </w:tcPr>
+          <w:p>
+            <w:pPr>
+              <w:spacing w:after="0"/>
+              <w:jc w:val="center"/>
+            </w:pPr>
+            <w:r>
+              <w:rPr>
+                <w:rFonts w:ascii="Times New Roman" w:hAnsi="Times New Roman"/>
+                <w:sz w:val="16"/>
+              </w:rPr>
+              <w:t>10.04</w:t>
+            </w:r>
+          </w:p>
+        </w:tc>
+        <w:tc>
+          <w:tcPr>
+            <w:tcW w:type="dxa" w:w="1797"/>
+            <w:vAlign w:val="center"/>
+            <w:tcMar>
+              <w:top w:w="70" w:type="dxa"/>
+              <w:start w:w="80" w:type="dxa"/>
+              <w:bottom w:w="70" w:type="dxa"/>
+              <w:end w:w="80" w:type="dxa"/>
+            </w:tcMar>
+          </w:tcPr>
+          <w:p>
+            <w:pPr>
+              <w:spacing w:after="0"/>
+              <w:jc w:val="center"/>
+            </w:pPr>
+            <w:r>
+              <w:rPr>
+                <w:rFonts w:ascii="Times New Roman" w:hAnsi="Times New Roman"/>
+                <w:sz w:val="16"/>
+              </w:rPr>
+              <w:t>8.03</w:t>
+            </w:r>
+          </w:p>
+        </w:tc>
+        <w:tc>
+          <w:tcPr>
+            <w:tcW w:type="dxa" w:w="1989"/>
+            <w:vAlign w:val="center"/>
+            <w:tcMar>
+              <w:top w:w="70" w:type="dxa"/>
+              <w:start w:w="80" w:type="dxa"/>
+              <w:bottom w:w="70" w:type="dxa"/>
+              <w:end w:w="80" w:type="dxa"/>
+            </w:tcMar>
+          </w:tcPr>
+          <w:p>
+            <w:pPr>
+              <w:spacing w:after="0"/>
+              <w:jc w:val="center"/>
+            </w:pPr>
+            <w:r>
+              <w:rPr>
+                <w:rFonts w:ascii="Times New Roman" w:hAnsi="Times New Roman"/>
+                <w:sz w:val="16"/>
+              </w:rPr>
+              <w:t>7.93</w:t>
+            </w:r>
+          </w:p>
+        </w:tc>
+        <w:tc>
+          <w:tcPr>
+            <w:tcW w:type="dxa" w:w="1348"/>
+            <w:vAlign w:val="center"/>
+            <w:tcMar>
+              <w:top w:w="70" w:type="dxa"/>
+              <w:start w:w="80" w:type="dxa"/>
+              <w:bottom w:w="70" w:type="dxa"/>
+              <w:end w:w="80" w:type="dxa"/>
+            </w:tcMar>
+          </w:tcPr>
+          <w:p>
+            <w:pPr>
+              <w:spacing w:after="0"/>
+              <w:jc w:val="center"/>
+            </w:pPr>
+            <w:r>
+              <w:rPr>
+                <w:rFonts w:ascii="Times New Roman" w:hAnsi="Times New Roman"/>
+                <w:sz w:val="16"/>
+              </w:rPr>
+              <w:t>−2.01 [−2.32, −1.68]</w:t>
+            </w:r>
+          </w:p>
+        </w:tc>
+        <w:tc>
+          <w:tcPr>
+            <w:tcW w:type="dxa" w:w="1412"/>
+            <w:vAlign w:val="center"/>
+            <w:tcMar>
+              <w:top w:w="70" w:type="dxa"/>
+              <w:start w:w="80" w:type="dxa"/>
+              <w:bottom w:w="70" w:type="dxa"/>
+              <w:end w:w="80" w:type="dxa"/>
+            </w:tcMar>
+          </w:tcPr>
+          <w:p>
+            <w:pPr>
+              <w:spacing w:after="0"/>
+              <w:jc w:val="center"/>
+            </w:pPr>
+            <w:r>
+              <w:rPr>
+                <w:rFonts w:ascii="Times New Roman" w:hAnsi="Times New Roman"/>
+                <w:sz w:val="16"/>
+              </w:rPr>
+              <w:t>+0.10 [−0.28, 0.48]</w:t>
+            </w:r>
+          </w:p>
+        </w:tc>
+        <w:tc>
+          <w:tcPr>
+            <w:tcW w:type="dxa" w:w="733"/>
+            <w:vAlign w:val="center"/>
+            <w:tcMar>
+              <w:top w:w="70" w:type="dxa"/>
+              <w:start w:w="80" w:type="dxa"/>
+              <w:bottom w:w="70" w:type="dxa"/>
+              <w:end w:w="80" w:type="dxa"/>
+            </w:tcMar>
+          </w:tcPr>
+          <w:p>
+            <w:pPr>
+              <w:spacing w:after="0"/>
+              <w:jc w:val="center"/>
+            </w:pPr>
+            <w:r>
+              <w:rPr>
+                <w:rFonts w:ascii="Times New Roman" w:hAnsi="Times New Roman"/>
+                <w:sz w:val="16"/>
+              </w:rPr>
+              <w:t>minimal sufficient</w:t>
+            </w:r>
+          </w:p>
+        </w:tc>
+      </w:tr>
+    </w:tbl>
+    <w:p>
+      <w:pPr>
+        <w:spacing w:after="0"/>
+      </w:pPr>
+    </w:p>
+    <w:p>
+      <w:pPr/>
+      <w:r>
+        <w:t>The labeled exploratory contrast sharpened the localization. WCDMinimal produced significantly fewer previous-rule-aligned errors than RuleBlindFull on exactly the two models where the Study 2 reversal had appeared (Opus: −0.78, adjusted p &lt; .001; Sonnet: −0.54, adjusted p = .013) and did not differ on either GPT model. WCDMinimal was also more accurate than RuleBlindFull on all four models (+0.021 to +0.047, all adjusted p ≤ .0014) and exceeded every do-no-harm bound.</w:t>
+      </w:r>
+    </w:p>
+    <w:p>
+      <w:pPr/>
+      <w:r>
+        <w:t>One structural result constrains the interpretation and is reported as found: under the frozen corner parameters, WCDMinimal's final choices were identical to WSLSBudgeted's on all 74,880 confirmatory condition-trials (the paired difference was exactly zero on every repetition), while differing from RuleBlindFull on 4,904 of 18,720 stream-trials. The calibrated minimal evidence-accumulation policy therefore reduced, in practice, to win-stay/lose-shift on these streams. Study 2b consequently does not demonstrate that decayed evidence scores add anything beyond WSLS in this regime; what it demonstrates is that removing RuleBlindFull's protection stack removes the reversal, and that nothing beyond a WSLS-equivalent policy was needed to do so.</w:t>
+      </w:r>
+    </w:p>
+    <w:p>
+      <w:pPr>
         <w:pStyle w:val="1"/>
       </w:pPr>
       <w:r>
@@ -2627,6 +3623,12 @@
       <w:pPr/>
       <w:r>
         <w:t>The result also argues for strong baselines. WSLSBudgeted used the same information and budget as RuleBlindFull, was easier to describe, and achieved higher accuracy on every model. The more complex policy remains scientifically useful as a test of belief/veto dynamics, but it is not the default engineering recommendation on the evidence currently available.</w:t>
+      </w:r>
+    </w:p>
+    <w:p>
+      <w:pPr/>
+      <w:r>
+        <w:t>Study 2b converts the reversal from an anomaly into a localized mechanism claim. If outcome-driven hypothesis tracking as such carried the cost, a minimal tracker should have reproduced it; instead, the minimal supervisor eliminated the excess previous-rule-aligned errors on both Claude models while remaining non-inferior everywhere else. The cost is therefore attributable to the protection stack — the veto window, rescue, and cooldown machinery whose parameters were tuned on an earlier model generation — and not to the use of correctness feedback. The empirical identity between the calibrated minimal supervisor and WSLSBudgeted strengthens the strong-baselines argument to its limit: on this task, the best information-matched policy we could confirm is behaviorally indistinguishable from win-stay/lose-shift, and every mechanism added on top of it either left the endpoint unchanged (evidence decay, at these parameters) or made it worse (the protection stack, on two of four models). Calibration selecting the most permissive corner of the grid points the same way: on the development streams, waiting longer and demanding larger evidence margins before switching only added cost.</w:t>
       </w:r>
     </w:p>
     <w:p>
@@ -2664,6 +3666,12 @@
     <w:p>
       <w:pPr/>
       <w:r>
+        <w:t>Study 2b has its own asymmetries. Its hypothesis was formed after the Study 2 results were observed, and its parameters were calibrated on the same archived corpus that shaped RuleBlindFull; the confirmatory status of Study 2b rests entirely on the newly generated streams and the externally timestamped freeze, not on any claimed independence of the hypothesis from prior results. The calibrated parameters sat at the boundary of the searched grid, and the resulting policy was behaviorally identical to WSLSBudgeted on every confirmatory trial. Study 2b therefore licenses a removal claim (the protection stack caused the reversal) and a sufficiency claim (a WSLS-equivalent policy suffices), but not the claim that evidence accumulation, waiting, or margin-based discrimination contribute anything measurable in this regime.</w:t>
+      </w:r>
+    </w:p>
+    <w:p>
+      <w:pPr/>
+      <w:r>
         <w:t>The conditions are information-matched only where explicitly stated. RuleBlindFull and WSLSBudgeted share feedback and budget. TrajectoryOnly lacks outcome feedback by design; WSLSUnlimited lacks a budget; OracleFull receives privileged information. Comparisons involving those references answer different questions and should not be presented as a single leaderboard.</w:t>
       </w:r>
     </w:p>
@@ -2694,6 +3702,12 @@
       </w:r>
     </w:p>
     <w:p>
+      <w:pPr/>
+      <w:r>
+        <w:t>Study 2b extends the same discipline: the controller specification, calibration grid and selection rule, hypotheses, non-inferiority margin, interpretation map, and the complete replay and statistics code were committed and pushed under the study2b-freeze tag before any new stream existed, so no analyst degree of freedom remained once generation began. The schedule and stimulus extension to repetitions 131–260 was verified to leave all original files byte-identical, and the automated grid checks now enforce the additional 4 × 130 × 4 × 36 Study 2b grid alongside the original.</w:t>
+      </w:r>
+    </w:p>
+    <w:p>
       <w:pPr>
         <w:pStyle w:val="1"/>
       </w:pPr>
@@ -2704,7 +3718,7 @@
     <w:p>
       <w:pPr/>
       <w:r>
-        <w:t>Binary correctness feedback can be converted into robust accuracy gains for memoryless LLM outputs with a small external intervention budget. That result replicated across four current model generations. The proposed special advantage of the more elaborate RuleBlindFull supervisor did not: a simple, information-matched WSLS policy was more accurate on every model, and the predicted error trade-off transferred to only one. The revised contribution is therefore a bounded and reproducible finding about sparse outcome-feedback supervision, not a general claim of feedback-free cognitive control or a validated Bayesian mechanism.</w:t>
+        <w:t>Binary correctness feedback can be converted into robust accuracy gains for memoryless LLM outputs with a small external intervention budget. That result replicated across four current model generations. The proposed special advantage of the more elaborate RuleBlindFull supervisor did not: a simple, information-matched WSLS policy was more accurate on every model, and the predicted error trade-off transferred to only one. A pre-registered follow-up on fresh streams then localized the failure: a minimal supervisor — behaviorally identical to the WSLS policy under its calibrated parameters — reduced previous-rule-aligned errors on all four models and removed the reversal that RuleBlindFull's protection machinery had produced on both Claude models. The revised contribution is therefore a bounded and reproducible pair of findings about sparse outcome-feedback supervision — the feedback is what helps, and the simplest information-matched policy is sufficient to harvest it — not a general claim of feedback-free cognitive control or a validated Bayesian mechanism.</w:t>
       </w:r>
     </w:p>
     <w:p>
